--- a/research/brainstorms/tweedeBrainstomPeronsalProject.docx
+++ b/research/brainstorms/tweedeBrainstomPeronsalProject.docx
@@ -8,14 +8,12 @@
         <w:rPr>
           <w:b/>
           <w:bCs/>
-          <w:lang w:val="en-NL"/>
         </w:rPr>
       </w:pPr>
       <w:r>
         <w:rPr>
           <w:b/>
           <w:bCs/>
-          <w:lang w:val="en-NL"/>
         </w:rPr>
         <w:t>Brainstorm 2</w:t>
       </w:r>
@@ -26,14 +24,12 @@
         <w:rPr>
           <w:b/>
           <w:bCs/>
-          <w:lang w:val="en-NL"/>
         </w:rPr>
       </w:pPr>
       <w:r>
         <w:rPr>
           <w:b/>
           <w:bCs/>
-          <w:lang w:val="en-NL"/>
         </w:rPr>
         <w:t>Project: Clanker Wanker / Clanker Shooter</w:t>
       </w:r>
@@ -41,22 +37,15 @@
     <w:p>
       <w:pPr>
         <w:spacing w:after="0"/>
-        <w:rPr>
-          <w:lang w:val="en-NL"/>
-        </w:rPr>
       </w:pPr>
       <w:r>
         <w:rPr>
           <w:b/>
           <w:bCs/>
-          <w:lang w:val="en-NL"/>
         </w:rPr>
         <w:t>Concept:</w:t>
       </w:r>
       <w:r>
-        <w:rPr>
-          <w:lang w:val="en-NL"/>
-        </w:rPr>
         <w:br/>
         <w:t>An AR gun game.</w:t>
       </w:r>
@@ -68,14 +57,8 @@
           <w:numId w:val="6"/>
         </w:numPr>
         <w:spacing w:after="0"/>
-        <w:rPr>
-          <w:lang w:val="en-NL"/>
-        </w:rPr>
-      </w:pPr>
-      <w:r>
-        <w:rPr>
-          <w:lang w:val="en-NL"/>
-        </w:rPr>
+      </w:pPr>
+      <w:r>
         <w:t>Hold a fake gun / stick</w:t>
       </w:r>
     </w:p>
@@ -86,15 +69,12 @@
           <w:numId w:val="6"/>
         </w:numPr>
         <w:spacing w:after="0"/>
-        <w:rPr>
-          <w:lang w:val="en-NL"/>
-        </w:rPr>
-      </w:pPr>
-      <w:r>
-        <w:rPr>
-          <w:lang w:val="en-NL"/>
-        </w:rPr>
+      </w:pPr>
+      <w:r>
         <w:t>Look around 360°</w:t>
+      </w:r>
+      <w:r>
+        <w:t xml:space="preserve">   </w:t>
       </w:r>
     </w:p>
     <w:p>
@@ -104,26 +84,14 @@
           <w:numId w:val="6"/>
         </w:numPr>
         <w:spacing w:after="0"/>
-        <w:rPr>
-          <w:lang w:val="en-NL"/>
-        </w:rPr>
-      </w:pPr>
-      <w:r>
-        <w:rPr>
-          <w:lang w:val="en-NL"/>
-        </w:rPr>
+      </w:pPr>
+      <w:r>
         <w:t xml:space="preserve">Robots run toward you </w:t>
       </w:r>
       <w:r>
-        <w:rPr>
-          <w:lang w:val="en-NL"/>
-        </w:rPr>
         <w:t xml:space="preserve">and you </w:t>
       </w:r>
       <w:r>
-        <w:rPr>
-          <w:lang w:val="en-NL"/>
-        </w:rPr>
         <w:t>have to shoot them</w:t>
       </w:r>
     </w:p>
@@ -134,14 +102,8 @@
           <w:numId w:val="6"/>
         </w:numPr>
         <w:spacing w:after="0"/>
-        <w:rPr>
-          <w:lang w:val="en-NL"/>
-        </w:rPr>
-      </w:pPr>
-      <w:r>
-        <w:rPr>
-          <w:lang w:val="en-NL"/>
-        </w:rPr>
+      </w:pPr>
+      <w:r>
         <w:t>Aim with scope + full-body movement</w:t>
       </w:r>
     </w:p>
@@ -152,23 +114,14 @@
           <w:numId w:val="6"/>
         </w:numPr>
         <w:spacing w:after="0"/>
-        <w:rPr>
-          <w:lang w:val="en-NL"/>
-        </w:rPr>
-      </w:pPr>
-      <w:r>
-        <w:rPr>
-          <w:lang w:val="en-NL"/>
-        </w:rPr>
+      </w:pPr>
+      <w:r>
         <w:t>Active, immersive gameplay</w:t>
       </w:r>
     </w:p>
     <w:p>
       <w:pPr>
         <w:spacing w:after="0"/>
-        <w:rPr>
-          <w:lang w:val="en-NL"/>
-        </w:rPr>
       </w:pPr>
     </w:p>
     <w:p>
@@ -177,14 +130,12 @@
         <w:rPr>
           <w:b/>
           <w:bCs/>
-          <w:lang w:val="en-NL"/>
         </w:rPr>
       </w:pPr>
       <w:r>
         <w:rPr>
           <w:b/>
           <w:bCs/>
-          <w:lang w:val="en-NL"/>
         </w:rPr>
         <w:t>Hardware / Components</w:t>
       </w:r>
@@ -196,14 +147,8 @@
           <w:numId w:val="7"/>
         </w:numPr>
         <w:spacing w:after="0"/>
-        <w:rPr>
-          <w:lang w:val="en-NL"/>
-        </w:rPr>
-      </w:pPr>
-      <w:r>
-        <w:rPr>
-          <w:lang w:val="en-NL"/>
-        </w:rPr>
+      </w:pPr>
+      <w:r>
         <w:t>Processor: ESP32 or Raspberry Pi</w:t>
       </w:r>
     </w:p>
@@ -214,14 +159,8 @@
           <w:numId w:val="7"/>
         </w:numPr>
         <w:spacing w:after="0"/>
-        <w:rPr>
-          <w:lang w:val="en-NL"/>
-        </w:rPr>
-      </w:pPr>
-      <w:r>
-        <w:rPr>
-          <w:lang w:val="en-NL"/>
-        </w:rPr>
+      </w:pPr>
+      <w:r>
         <w:t>Main display: ~3x4 cm color screen (for images)</w:t>
       </w:r>
     </w:p>
@@ -232,14 +171,8 @@
           <w:numId w:val="7"/>
         </w:numPr>
         <w:spacing w:after="0"/>
-        <w:rPr>
-          <w:lang w:val="en-NL"/>
-        </w:rPr>
-      </w:pPr>
-      <w:r>
-        <w:rPr>
-          <w:lang w:val="en-NL"/>
-        </w:rPr>
+      </w:pPr>
+      <w:r>
         <w:t>Gyroscopes:</w:t>
       </w:r>
     </w:p>
@@ -250,14 +183,8 @@
           <w:numId w:val="7"/>
         </w:numPr>
         <w:spacing w:after="0"/>
-        <w:rPr>
-          <w:lang w:val="en-NL"/>
-        </w:rPr>
-      </w:pPr>
-      <w:r>
-        <w:rPr>
-          <w:lang w:val="en-NL"/>
-        </w:rPr>
+      </w:pPr>
+      <w:r>
         <w:t>Horizontal 360°</w:t>
       </w:r>
     </w:p>
@@ -268,26 +195,14 @@
           <w:numId w:val="7"/>
         </w:numPr>
         <w:spacing w:after="0"/>
-        <w:rPr>
-          <w:lang w:val="en-NL"/>
-        </w:rPr>
-      </w:pPr>
-      <w:r>
-        <w:rPr>
-          <w:lang w:val="en-NL"/>
-        </w:rPr>
+      </w:pPr>
+      <w:r>
         <w:t>Vertical 360°</w:t>
       </w:r>
       <w:r>
-        <w:rPr>
-          <w:lang w:val="en-NL"/>
-        </w:rPr>
         <w:t xml:space="preserve"> </w:t>
       </w:r>
       <w:r>
-        <w:rPr>
-          <w:lang w:val="en-NL"/>
-        </w:rPr>
         <w:t>(for flying robots)</w:t>
       </w:r>
     </w:p>
@@ -298,14 +213,8 @@
           <w:numId w:val="7"/>
         </w:numPr>
         <w:spacing w:after="0"/>
-        <w:rPr>
-          <w:lang w:val="en-NL"/>
-        </w:rPr>
-      </w:pPr>
-      <w:r>
-        <w:rPr>
-          <w:lang w:val="en-NL"/>
-        </w:rPr>
+      </w:pPr>
+      <w:r>
         <w:t>Scope tilt</w:t>
       </w:r>
     </w:p>
@@ -316,14 +225,8 @@
           <w:numId w:val="7"/>
         </w:numPr>
         <w:spacing w:after="0"/>
-        <w:rPr>
-          <w:lang w:val="en-NL"/>
-        </w:rPr>
-      </w:pPr>
-      <w:r>
-        <w:rPr>
-          <w:lang w:val="en-NL"/>
-        </w:rPr>
+      </w:pPr>
+      <w:r>
         <w:t>Buttons:</w:t>
       </w:r>
     </w:p>
@@ -334,14 +237,8 @@
           <w:numId w:val="7"/>
         </w:numPr>
         <w:spacing w:after="0"/>
-        <w:rPr>
-          <w:lang w:val="en-NL"/>
-        </w:rPr>
-      </w:pPr>
-      <w:r>
-        <w:rPr>
-          <w:lang w:val="en-NL"/>
-        </w:rPr>
+      </w:pPr>
+      <w:r>
         <w:t>Shoot</w:t>
       </w:r>
     </w:p>
@@ -352,14 +249,8 @@
           <w:numId w:val="7"/>
         </w:numPr>
         <w:spacing w:after="0"/>
-        <w:rPr>
-          <w:lang w:val="en-NL"/>
-        </w:rPr>
-      </w:pPr>
-      <w:r>
-        <w:rPr>
-          <w:lang w:val="en-NL"/>
-        </w:rPr>
+      </w:pPr>
+      <w:r>
         <w:t>Reset gyro</w:t>
       </w:r>
     </w:p>
@@ -370,14 +261,8 @@
           <w:numId w:val="7"/>
         </w:numPr>
         <w:spacing w:after="0"/>
-        <w:rPr>
-          <w:lang w:val="en-NL"/>
-        </w:rPr>
-      </w:pPr>
-      <w:r>
-        <w:rPr>
-          <w:lang w:val="en-NL"/>
-        </w:rPr>
+      </w:pPr>
+      <w:r>
         <w:t>Reload ammo</w:t>
       </w:r>
     </w:p>
@@ -388,14 +273,8 @@
           <w:numId w:val="7"/>
         </w:numPr>
         <w:spacing w:after="0"/>
-        <w:rPr>
-          <w:lang w:val="en-NL"/>
-        </w:rPr>
-      </w:pPr>
-      <w:r>
-        <w:rPr>
-          <w:lang w:val="en-NL"/>
-        </w:rPr>
+      </w:pPr>
+      <w:r>
         <w:t>Menu: start / stop / pause / exit</w:t>
       </w:r>
     </w:p>
@@ -406,14 +285,8 @@
           <w:numId w:val="7"/>
         </w:numPr>
         <w:spacing w:after="0"/>
-        <w:rPr>
-          <w:lang w:val="en-NL"/>
-        </w:rPr>
-      </w:pPr>
-      <w:r>
-        <w:rPr>
-          <w:lang w:val="en-NL"/>
-        </w:rPr>
+      </w:pPr>
+      <w:r>
         <w:t>Switch: Single shot / Semi-auto / Auto</w:t>
       </w:r>
     </w:p>
@@ -424,14 +297,8 @@
           <w:numId w:val="7"/>
         </w:numPr>
         <w:spacing w:after="0"/>
-        <w:rPr>
-          <w:lang w:val="en-NL"/>
-        </w:rPr>
-      </w:pPr>
-      <w:r>
-        <w:rPr>
-          <w:lang w:val="en-NL"/>
-        </w:rPr>
+      </w:pPr>
+      <w:r>
         <w:t>Potentiometer: Zoom</w:t>
       </w:r>
     </w:p>
@@ -442,38 +309,20 @@
           <w:numId w:val="7"/>
         </w:numPr>
         <w:spacing w:after="0"/>
-        <w:rPr>
-          <w:lang w:val="en-NL"/>
-        </w:rPr>
-      </w:pPr>
-      <w:r>
-        <w:rPr>
-          <w:lang w:val="en-NL"/>
-        </w:rPr>
+      </w:pPr>
+      <w:r>
         <w:t xml:space="preserve">Small display: </w:t>
       </w:r>
       <w:r>
-        <w:rPr>
-          <w:lang w:val="en-NL"/>
-        </w:rPr>
         <w:t>Characters</w:t>
       </w:r>
       <w:r>
-        <w:rPr>
-          <w:lang w:val="en-NL"/>
-        </w:rPr>
         <w:t xml:space="preserve"> only (ammo count</w:t>
       </w:r>
       <w:r>
-        <w:rPr>
-          <w:lang w:val="en-NL"/>
-        </w:rPr>
         <w:t>, kills, etc</w:t>
       </w:r>
       <w:r>
-        <w:rPr>
-          <w:lang w:val="en-NL"/>
-        </w:rPr>
         <w:t>)</w:t>
       </w:r>
     </w:p>
@@ -484,14 +333,8 @@
           <w:numId w:val="7"/>
         </w:numPr>
         <w:spacing w:after="0"/>
-        <w:rPr>
-          <w:lang w:val="en-NL"/>
-        </w:rPr>
-      </w:pPr>
-      <w:r>
-        <w:rPr>
-          <w:lang w:val="en-NL"/>
-        </w:rPr>
+      </w:pPr>
+      <w:r>
         <w:t>Optional / future upgrades:</w:t>
       </w:r>
     </w:p>
@@ -502,14 +345,8 @@
           <w:numId w:val="7"/>
         </w:numPr>
         <w:spacing w:after="0"/>
-        <w:rPr>
-          <w:lang w:val="en-NL"/>
-        </w:rPr>
-      </w:pPr>
-      <w:r>
-        <w:rPr>
-          <w:lang w:val="en-NL"/>
-        </w:rPr>
+      </w:pPr>
+      <w:r>
         <w:t>USB upgrade modules (grenade launcher etc.)</w:t>
       </w:r>
     </w:p>
@@ -520,14 +357,8 @@
           <w:numId w:val="7"/>
         </w:numPr>
         <w:spacing w:after="0"/>
-        <w:rPr>
-          <w:lang w:val="en-NL"/>
-        </w:rPr>
-      </w:pPr>
-      <w:r>
-        <w:rPr>
-          <w:lang w:val="en-NL"/>
-        </w:rPr>
+      </w:pPr>
+      <w:r>
         <w:t>HDMI output (screen on gun)</w:t>
       </w:r>
     </w:p>
@@ -538,14 +369,8 @@
           <w:numId w:val="7"/>
         </w:numPr>
         <w:spacing w:after="0"/>
-        <w:rPr>
-          <w:lang w:val="en-NL"/>
-        </w:rPr>
-      </w:pPr>
-      <w:r>
-        <w:rPr>
-          <w:lang w:val="en-NL"/>
-        </w:rPr>
+      </w:pPr>
+      <w:r>
         <w:t>Linking multiple guns for multiplayer</w:t>
       </w:r>
     </w:p>
@@ -556,23 +381,14 @@
           <w:numId w:val="7"/>
         </w:numPr>
         <w:spacing w:after="0"/>
-        <w:rPr>
-          <w:lang w:val="en-NL"/>
-        </w:rPr>
-      </w:pPr>
-      <w:r>
-        <w:rPr>
-          <w:lang w:val="en-NL"/>
-        </w:rPr>
+      </w:pPr>
+      <w:r>
         <w:t>Walking around like VR (non-stationary)</w:t>
       </w:r>
     </w:p>
     <w:p>
       <w:pPr>
         <w:spacing w:after="0"/>
-        <w:rPr>
-          <w:lang w:val="en-NL"/>
-        </w:rPr>
       </w:pPr>
     </w:p>
     <w:p>
@@ -581,14 +397,12 @@
         <w:rPr>
           <w:b/>
           <w:bCs/>
-          <w:lang w:val="en-NL"/>
         </w:rPr>
       </w:pPr>
       <w:r>
         <w:rPr>
           <w:b/>
           <w:bCs/>
-          <w:lang w:val="en-NL"/>
         </w:rPr>
         <w:t>Software / Code</w:t>
       </w:r>
@@ -600,14 +414,8 @@
           <w:numId w:val="8"/>
         </w:numPr>
         <w:spacing w:after="0"/>
-        <w:rPr>
-          <w:lang w:val="en-NL"/>
-        </w:rPr>
-      </w:pPr>
-      <w:r>
-        <w:rPr>
-          <w:lang w:val="en-NL"/>
-        </w:rPr>
+      </w:pPr>
+      <w:r>
         <w:t>Custom game drivers</w:t>
       </w:r>
     </w:p>
@@ -618,14 +426,8 @@
           <w:numId w:val="8"/>
         </w:numPr>
         <w:spacing w:after="0"/>
-        <w:rPr>
-          <w:lang w:val="en-NL"/>
-        </w:rPr>
-      </w:pPr>
-      <w:r>
-        <w:rPr>
-          <w:lang w:val="en-NL"/>
-        </w:rPr>
+      </w:pPr>
+      <w:r>
         <w:t>Controller drivers &amp; mapping</w:t>
       </w:r>
     </w:p>
@@ -636,14 +438,8 @@
           <w:numId w:val="8"/>
         </w:numPr>
         <w:spacing w:after="0"/>
-        <w:rPr>
-          <w:lang w:val="en-NL"/>
-        </w:rPr>
-      </w:pPr>
-      <w:r>
-        <w:rPr>
-          <w:lang w:val="en-NL"/>
-        </w:rPr>
+      </w:pPr>
+      <w:r>
         <w:t>Game development (robot AI, shooting mechanics, etc.)</w:t>
       </w:r>
     </w:p>
@@ -654,23 +450,14 @@
           <w:numId w:val="8"/>
         </w:numPr>
         <w:spacing w:after="0"/>
-        <w:rPr>
-          <w:lang w:val="en-NL"/>
-        </w:rPr>
-      </w:pPr>
-      <w:r>
-        <w:rPr>
-          <w:lang w:val="en-NL"/>
-        </w:rPr>
+      </w:pPr>
+      <w:r>
         <w:t>Design (UI + UX)</w:t>
       </w:r>
     </w:p>
     <w:p>
       <w:pPr>
         <w:spacing w:after="0"/>
-        <w:rPr>
-          <w:lang w:val="en-NL"/>
-        </w:rPr>
       </w:pPr>
     </w:p>
     <w:p>
@@ -679,14 +466,12 @@
         <w:rPr>
           <w:b/>
           <w:bCs/>
-          <w:lang w:val="en-NL"/>
         </w:rPr>
       </w:pPr>
       <w:r>
         <w:rPr>
           <w:b/>
           <w:bCs/>
-          <w:lang w:val="en-NL"/>
         </w:rPr>
         <w:t>Gameplay / Features</w:t>
       </w:r>
@@ -698,14 +483,8 @@
           <w:numId w:val="9"/>
         </w:numPr>
         <w:spacing w:after="0"/>
-        <w:rPr>
-          <w:lang w:val="en-NL"/>
-        </w:rPr>
-      </w:pPr>
-      <w:r>
-        <w:rPr>
-          <w:lang w:val="en-NL"/>
-        </w:rPr>
+      </w:pPr>
+      <w:r>
         <w:t>Aim with scope + body movement → shoot 360° running robots</w:t>
       </w:r>
     </w:p>
@@ -716,20 +495,11 @@
           <w:numId w:val="9"/>
         </w:numPr>
         <w:spacing w:after="0"/>
-        <w:rPr>
-          <w:lang w:val="en-NL"/>
-        </w:rPr>
-      </w:pPr>
-      <w:r>
-        <w:rPr>
-          <w:lang w:val="en-NL"/>
-        </w:rPr>
+      </w:pPr>
+      <w:r>
         <w:t>R</w:t>
       </w:r>
       <w:r>
-        <w:rPr>
-          <w:lang w:val="en-NL"/>
-        </w:rPr>
         <w:t>eload &amp; ammo mechanics</w:t>
       </w:r>
     </w:p>
@@ -740,14 +510,8 @@
           <w:numId w:val="9"/>
         </w:numPr>
         <w:spacing w:after="0"/>
-        <w:rPr>
-          <w:lang w:val="en-NL"/>
-        </w:rPr>
-      </w:pPr>
-      <w:r>
-        <w:rPr>
-          <w:lang w:val="en-NL"/>
-        </w:rPr>
+      </w:pPr>
+      <w:r>
         <w:t>Optional: multiplayer linking</w:t>
       </w:r>
     </w:p>
@@ -758,23 +522,14 @@
           <w:numId w:val="9"/>
         </w:numPr>
         <w:spacing w:after="0"/>
-        <w:rPr>
-          <w:lang w:val="en-NL"/>
-        </w:rPr>
-      </w:pPr>
-      <w:r>
-        <w:rPr>
-          <w:lang w:val="en-NL"/>
-        </w:rPr>
+      </w:pPr>
+      <w:r>
         <w:t>Optional: VR-style movement</w:t>
       </w:r>
     </w:p>
     <w:p>
       <w:pPr>
         <w:spacing w:after="0"/>
-        <w:rPr>
-          <w:lang w:val="en-NL"/>
-        </w:rPr>
       </w:pPr>
     </w:p>
     <w:p>
@@ -783,14 +538,12 @@
         <w:rPr>
           <w:b/>
           <w:bCs/>
-          <w:lang w:val="en-NL"/>
         </w:rPr>
       </w:pPr>
       <w:r>
         <w:rPr>
           <w:b/>
           <w:bCs/>
-          <w:lang w:val="en-NL"/>
         </w:rPr>
         <w:t>Fun / Extra Ideas</w:t>
       </w:r>
@@ -802,14 +555,8 @@
           <w:numId w:val="10"/>
         </w:numPr>
         <w:spacing w:after="0"/>
-        <w:rPr>
-          <w:lang w:val="en-NL"/>
-        </w:rPr>
-      </w:pPr>
-      <w:r>
-        <w:rPr>
-          <w:lang w:val="en-NL"/>
-        </w:rPr>
+      </w:pPr>
+      <w:r>
         <w:t>Grenade launcher modules</w:t>
       </w:r>
     </w:p>
@@ -820,14 +567,8 @@
           <w:numId w:val="10"/>
         </w:numPr>
         <w:spacing w:after="0"/>
-        <w:rPr>
-          <w:lang w:val="en-NL"/>
-        </w:rPr>
-      </w:pPr>
-      <w:r>
-        <w:rPr>
-          <w:lang w:val="en-NL"/>
-        </w:rPr>
+      </w:pPr>
+      <w:r>
         <w:t>Multiplayer co-op mode</w:t>
       </w:r>
     </w:p>
@@ -838,14 +579,8 @@
           <w:numId w:val="10"/>
         </w:numPr>
         <w:spacing w:after="0"/>
-        <w:rPr>
-          <w:lang w:val="en-NL"/>
-        </w:rPr>
-      </w:pPr>
-      <w:r>
-        <w:rPr>
-          <w:lang w:val="en-NL"/>
-        </w:rPr>
+      </w:pPr>
+      <w:r>
         <w:t>Custom HUD on small display</w:t>
       </w:r>
     </w:p>
@@ -856,14 +591,8 @@
           <w:numId w:val="10"/>
         </w:numPr>
         <w:spacing w:after="0"/>
-        <w:rPr>
-          <w:lang w:val="en-NL"/>
-        </w:rPr>
-      </w:pPr>
-      <w:r>
-        <w:rPr>
-          <w:lang w:val="en-NL"/>
-        </w:rPr>
+      </w:pPr>
+      <w:r>
         <w:t>Upgradeable gun features</w:t>
       </w:r>
     </w:p>
@@ -3005,6 +2734,7 @@
   <w:style w:type="character" w:default="1" w:styleId="DefaultParagraphFont">
     <w:name w:val="Default Paragraph Font"/>
     <w:uiPriority w:val="1"/>
+    <w:semiHidden/>
     <w:unhideWhenUsed/>
   </w:style>
   <w:style w:type="table" w:default="1" w:styleId="TableNormal">
